--- a/01_Naskah_Utama/01_Lembar_Persetujuan_Proposal/04_Kata_Pengantar.docx
+++ b/01_Naskah_Utama/01_Lembar_Persetujuan_Proposal/04_Kata_Pengantar.docx
@@ -36,27 +36,7 @@
           <w:color w:val="000000"/>
           <w:rFonts w:ascii="Times New Roman" w:hAnsi="Times New Roman" w:cs="Times New Roman"/>
         </w:rPr>
-        <w:t xml:space="preserve">Puji dan syukur penulis panjatkan ke hadirat Tuhan Yang Maha Esa atas kasih, anugerah, dan penyertaan-Nya yang senantiasa melimpah, sehingga penulis dapat menyelesaikan penyusunan proposal skripsi yang berjudul </w:t>
-      </w:r>
-      <w:r>
-        <w:rPr>
-          <w:b/>
-          <w:i w:val="0"/>
-          <w:sz w:val="24"/>
-          <w:color w:val="000000"/>
-          <w:rFonts w:ascii="Times New Roman" w:hAnsi="Times New Roman" w:cs="Times New Roman"/>
-        </w:rPr>
-        <w:t>“PENGARUH HEDONIC MOTIVATION, DESIRE FOR COMPLETENESS, DAN SPECULATIVE MOTIVE TERHADAP IMPULSIVE BUYING BOOSTER PACK KARTU POKÉMON TCG DENGAN SELF-CONTROL SEBAGAI VARIABEL MODERASI”</w:t>
-      </w:r>
-      <w:r>
-        <w:rPr>
-          <w:b w:val="0"/>
-          <w:i w:val="0"/>
-          <w:sz w:val="24"/>
-          <w:color w:val="000000"/>
-          <w:rFonts w:ascii="Times New Roman" w:hAnsi="Times New Roman" w:cs="Times New Roman"/>
-        </w:rPr>
-        <w:t xml:space="preserve"> dengan baik, lancar, dan tepat waktu.</w:t>
+        <w:t>Puji dan syukur penulis panjatkan ke hadirat Tuhan Yang Maha Esa atas kasih, anugerah, dan penyertaan-Nya yang senantiasa melimpah, sehingga penulis dapat menyelesaikan penyusunan proposal skripsi yang berjudul “PENGARUH HEDONIC MOTIVATION, DESIRE FOR COMPLETENESS, DAN SPECULATIVE MOTIVE TERHADAP IMPULSIVE BUYING BOOSTER PACK KARTU POKÉMON TCG DENGAN SELF-CONTROL SEBAGAI VARIABEL MODERASI (STUDI PADA KONSUMEN DI JAKARTA BARAT)” dengan baik, lancar, dan tepat waktu.</w:t>
       </w:r>
     </w:p>
     <w:p>
@@ -258,7 +238,7 @@
           <w:color w:val="000000"/>
           <w:rFonts w:ascii="Times New Roman" w:hAnsi="Times New Roman" w:cs="Times New Roman"/>
         </w:rPr>
-        <w:t>Komunitas Kolektor dan Pemain Pokémon TCG di Indonesia, yang telah memberikan gambaran nyata mengenai fenomena pasar kartu koleksi di lapangan.</w:t>
+        <w:t>Komunitas Kolektor dan Pemain Pokémon TCG di Jakarta Barat dan Indonesia, yang telah memberikan gambaran nyata mengenai fenomena pasar kartu koleksi di lapangan.</w:t>
       </w:r>
     </w:p>
     <w:p>
